--- a/labs/lab03/report/_output/infosec--lab03--report.docx
+++ b/labs/lab03/report/_output/infosec--lab03--report.docx
@@ -7,7 +7,7 @@
         <w:pStyle w:val="Title"/>
       </w:pPr>
       <w:r>
-        <w:t xml:space="preserve">Шаблон отчёта по лабораторной работе</w:t>
+        <w:t xml:space="preserve">Цели и задачи защиты информации</w:t>
       </w:r>
     </w:p>
     <w:p>
@@ -15,7 +15,7 @@
         <w:pStyle w:val="Subtitle"/>
       </w:pPr>
       <w:r>
-        <w:t xml:space="preserve">Простейший вариант</w:t>
+        <w:t xml:space="preserve">Основы информационной безопасности</w:t>
       </w:r>
     </w:p>
     <w:p>
@@ -23,7 +23,7 @@
         <w:pStyle w:val="Author"/>
       </w:pPr>
       <w:r>
-        <w:t xml:space="preserve">Дмитрий Сергеевич Кулябов</w:t>
+        <w:t xml:space="preserve">Трусова Алина Александровна</w:t>
       </w:r>
     </w:p>
     <w:sdt>
@@ -66,27 +66,7 @@
         <w:pStyle w:val="FirstParagraph"/>
       </w:pPr>
       <w:r>
-        <w:t xml:space="preserve">Здесь приводится формулировка цели лабораторной работы.</w:t>
-      </w:r>
-      <w:r>
-        <w:t xml:space="preserve"> </w:t>
-      </w:r>
-      <w:r>
-        <w:t xml:space="preserve">Формулировки цели для каждой лабораторной работы приведены в методических указаниях.</w:t>
-      </w:r>
-    </w:p>
-    <w:p>
-      <w:pPr>
-        <w:pStyle w:val="BodyText"/>
-      </w:pPr>
-      <w:r>
-        <w:t xml:space="preserve">Цель данного шаблона — максимально упростить подготовку отчётов по лабораторным работам.</w:t>
-      </w:r>
-      <w:r>
-        <w:t xml:space="preserve"> </w:t>
-      </w:r>
-      <w:r>
-        <w:t xml:space="preserve">Модифицируя данный шаблон, студенты смогут без труда подготовить отчёт по лабораторным работам, а также познакомиться с основными возможностями разметки Markdown.</w:t>
+        <w:t xml:space="preserve">Повышение осведомлённости об информационной безопасности</w:t>
       </w:r>
     </w:p>
     <w:bookmarkEnd w:id="20"/>
@@ -101,20 +81,49 @@
     </w:p>
     <w:p>
       <w:pPr>
+        <w:pStyle w:val="Compact"/>
+        <w:numPr>
+          <w:ilvl w:val="0"/>
+          <w:numId w:val="1001"/>
+        </w:numPr>
+      </w:pPr>
+      <w:r>
+        <w:t xml:space="preserve">Узнать о принципах и способах защиты информации</w:t>
+      </w:r>
+    </w:p>
+    <w:bookmarkEnd w:id="21"/>
+    <w:bookmarkStart w:id="40" w:name="теоретическое-введение"/>
+    <w:p>
+      <w:pPr>
+        <w:pStyle w:val="Heading1"/>
+      </w:pPr>
+      <w:r>
+        <w:t xml:space="preserve">3. Теоретическое введение</w:t>
+      </w:r>
+    </w:p>
+    <w:p>
+      <w:pPr>
         <w:pStyle w:val="FirstParagraph"/>
       </w:pPr>
       <w:r>
-        <w:t xml:space="preserve">Здесь приводится описание задания в соответствии с рекомендациями методического пособия и выданным вариантом.</w:t>
-      </w:r>
-    </w:p>
-    <w:bookmarkEnd w:id="21"/>
-    <w:bookmarkStart w:id="23" w:name="теоретическое-введение"/>
-    <w:p>
-      <w:pPr>
-        <w:pStyle w:val="Heading1"/>
-      </w:pPr>
-      <w:r>
-        <w:t xml:space="preserve">3. Теоретическое введение</w:t>
+        <w:t xml:space="preserve">В современном мире информация стала таким же ценным ресурсом, как нефть или деньги. Однако вместе с цифровизацией растут и риски. Утечка клиентской базы, остановка производства из-за вируса-шифровальщика или кража коммерческой тайны могут привести к банкротству компании. Поэтому защита информации — это не просто «настройка антивируса», а стратегическая задача выживания организации.</w:t>
+      </w:r>
+    </w:p>
+    <w:p>
+      <w:pPr>
+        <w:pStyle w:val="BodyText"/>
+      </w:pPr>
+      <w:r>
+        <w:t xml:space="preserve">Согласно ГОСТ, информационная безопасность это состояние защищенности информации и поддерживающей инфраструктуры от случайных или преднамеренных воздействий. Важно понимать: мы защищаем не только файлы на компьютере, но и процессы, людей и оборудование, которое эту информацию обрабатывает. В России эти вопросы регулируются Доктриной информационной безопасности и рядом государственных стандартов.</w:t>
+      </w:r>
+    </w:p>
+    <w:bookmarkStart w:id="27" w:name="базовые-цели-защиты-информации-cia-triad"/>
+    <w:p>
+      <w:pPr>
+        <w:pStyle w:val="Heading2"/>
+      </w:pPr>
+      <w:r>
+        <w:t xml:space="preserve">3.1 Базовые цели защиты информации (CIA Triad)</w:t>
       </w:r>
     </w:p>
     <w:p>
@@ -122,32 +131,36 @@
         <w:pStyle w:val="FirstParagraph"/>
       </w:pPr>
       <w:r>
-        <w:t xml:space="preserve">Здесь описываются теоретические аспекты, связанные с выполнением работы.</w:t>
-      </w:r>
-    </w:p>
-    <w:p>
-      <w:pPr>
-        <w:pStyle w:val="BodyText"/>
-      </w:pPr>
-      <w:r>
-        <w:t xml:space="preserve">Например, в</w:t>
+        <w:t xml:space="preserve">Фундаментом всей защиты является так называемая «Триада ИБ».</w:t>
       </w:r>
       <w:r>
         <w:t xml:space="preserve"> </w:t>
       </w:r>
-      <w:hyperlink w:anchor="tbl-std-dir">
+      <w:r>
+        <w:t xml:space="preserve">Первое — Конфиденциальность. Информация не должна попасть к тем, у кого нет прав доступа.</w:t>
+      </w:r>
+      <w:r>
+        <w:t xml:space="preserve"> </w:t>
+      </w:r>
+      <w:r>
+        <w:t xml:space="preserve">Второе — Целостность. Данные не должны быть изменены несанкционированно или случайно.</w:t>
+      </w:r>
+      <w:r>
+        <w:t xml:space="preserve"> </w:t>
+      </w:r>
+      <w:r>
+        <w:t xml:space="preserve">Третье — Доступность. Легитимные пользователи должны иметь доступ к информации, когда она им нужна. Нарушение любого из этих принципов считается инцидентом безопасности (</w:t>
+      </w:r>
+      <w:hyperlink w:anchor="fig-001">
         <w:r>
           <w:rPr>
             <w:rStyle w:val="Hyperlink"/>
           </w:rPr>
-          <w:t xml:space="preserve">табл. 1</w:t>
+          <w:t xml:space="preserve">рис. 1</w:t>
         </w:r>
       </w:hyperlink>
       <w:r>
-        <w:t xml:space="preserve"> </w:t>
-      </w:r>
-      <w:r>
-        <w:t xml:space="preserve">приведено краткое описание стандартных каталогов Unix.</w:t>
+        <w:t xml:space="preserve">).</w:t>
       </w:r>
     </w:p>
     <w:tbl>
@@ -163,389 +176,30 @@
       <w:tr>
         <w:tc>
           <w:tcPr/>
-          <w:bookmarkStart w:id="22" w:name="tbl-std-dir"/>
-          <w:p>
-            <w:pPr>
-              <w:jc w:val="center"/>
-            </w:pPr>
-            <w:pPr>
-              <w:jc w:val="left"/>
-              <w:spacing w:before="200"/>
-              <w:pStyle w:val="ImageCaption"/>
-            </w:pPr>
-            <w:r>
-              <w:t xml:space="preserve">Таблица 1: Описание некоторых каталогов файловой системы GNU Linux</w:t>
-            </w:r>
-          </w:p>
-          <w:tbl>
-            <w:tblPr>
-              <w:tblStyle w:val="Table"/>
-              <w:tblW w:type="pct" w:w="5000"/>
-              <w:tblLayout w:type="fixed"/>
-              <w:tblLook w:firstRow="1" w:lastRow="0" w:firstColumn="0" w:lastColumn="0" w:noHBand="0" w:noVBand="0" w:val="0020"/>
-            </w:tblPr>
-            <w:tblGrid>
-              <w:gridCol w:w="803"/>
-              <w:gridCol w:w="7116"/>
-            </w:tblGrid>
-            <w:tr>
-              <w:trPr>
-                <w:tblHeader w:val="on"/>
-              </w:trPr>
-              <w:tc>
-                <w:tcPr/>
-                <w:p>
-                  <w:pPr>
-                    <w:pStyle w:val="Compact"/>
-                    <w:jc w:val="center"/>
-                  </w:pPr>
-                  <w:r>
-                    <w:t xml:space="preserve">Имя каталога</w:t>
-                  </w:r>
-                </w:p>
-              </w:tc>
-              <w:tc>
-                <w:tcPr/>
-                <w:p>
-                  <w:pPr>
-                    <w:pStyle w:val="Compact"/>
-                    <w:jc w:val="center"/>
-                  </w:pPr>
-                  <w:r>
-                    <w:t xml:space="preserve">Описание каталога</w:t>
-                  </w:r>
-                </w:p>
-              </w:tc>
-            </w:tr>
-            <w:tr>
-              <w:tc>
-                <w:tcPr/>
-                <w:p>
-                  <w:pPr>
-                    <w:pStyle w:val="Compact"/>
-                    <w:jc w:val="center"/>
-                  </w:pPr>
-                  <w:r>
-                    <w:rPr>
-                      <w:rStyle w:val="VerbatimChar"/>
-                    </w:rPr>
-                    <w:t xml:space="preserve">/</w:t>
-                  </w:r>
-                </w:p>
-              </w:tc>
-              <w:tc>
-                <w:tcPr/>
-                <w:p>
-                  <w:pPr>
-                    <w:pStyle w:val="Compact"/>
-                    <w:jc w:val="center"/>
-                  </w:pPr>
-                  <w:r>
-                    <w:t xml:space="preserve">Корневая директория, содержащая всю файловую</w:t>
-                  </w:r>
-                </w:p>
-              </w:tc>
-            </w:tr>
-            <w:tr>
-              <w:tc>
-                <w:tcPr/>
-                <w:p>
-                  <w:pPr>
-                    <w:pStyle w:val="Compact"/>
-                    <w:jc w:val="center"/>
-                  </w:pPr>
-                  <w:r>
-                    <w:rPr>
-                      <w:rStyle w:val="VerbatimChar"/>
-                    </w:rPr>
-                    <w:t xml:space="preserve">/bin</w:t>
-                  </w:r>
-                </w:p>
-              </w:tc>
-              <w:tc>
-                <w:tcPr/>
-                <w:p>
-                  <w:pPr>
-                    <w:pStyle w:val="Compact"/>
-                    <w:jc w:val="center"/>
-                  </w:pPr>
-                  <w:r>
-                    <w:t xml:space="preserve">Основные системные утилиты, необходимые как в однопользовательском режиме, так и при обычной работе всем пользователям</w:t>
-                  </w:r>
-                </w:p>
-              </w:tc>
-            </w:tr>
-            <w:tr>
-              <w:tc>
-                <w:tcPr/>
-                <w:p>
-                  <w:pPr>
-                    <w:pStyle w:val="Compact"/>
-                    <w:jc w:val="center"/>
-                  </w:pPr>
-                  <w:r>
-                    <w:rPr>
-                      <w:rStyle w:val="VerbatimChar"/>
-                    </w:rPr>
-                    <w:t xml:space="preserve">/etc</w:t>
-                  </w:r>
-                </w:p>
-              </w:tc>
-              <w:tc>
-                <w:tcPr/>
-                <w:p>
-                  <w:pPr>
-                    <w:pStyle w:val="Compact"/>
-                    <w:jc w:val="center"/>
-                  </w:pPr>
-                  <w:r>
-                    <w:t xml:space="preserve">Общесистемные конфигурационные файлы и файлы конфигурации установленных программ</w:t>
-                  </w:r>
-                </w:p>
-              </w:tc>
-            </w:tr>
-            <w:tr>
-              <w:tc>
-                <w:tcPr/>
-                <w:p>
-                  <w:pPr>
-                    <w:pStyle w:val="Compact"/>
-                    <w:jc w:val="center"/>
-                  </w:pPr>
-                  <w:r>
-                    <w:rPr>
-                      <w:rStyle w:val="VerbatimChar"/>
-                    </w:rPr>
-                    <w:t xml:space="preserve">/home</w:t>
-                  </w:r>
-                </w:p>
-              </w:tc>
-              <w:tc>
-                <w:tcPr/>
-                <w:p>
-                  <w:pPr>
-                    <w:pStyle w:val="Compact"/>
-                    <w:jc w:val="center"/>
-                  </w:pPr>
-                  <w:r>
-                    <w:t xml:space="preserve">Содержит домашние директории пользователей, которые, в свою очередь, содержат персональные настройки и данные пользователя</w:t>
-                  </w:r>
-                </w:p>
-              </w:tc>
-            </w:tr>
-            <w:tr>
-              <w:tc>
-                <w:tcPr/>
-                <w:p>
-                  <w:pPr>
-                    <w:pStyle w:val="Compact"/>
-                    <w:jc w:val="center"/>
-                  </w:pPr>
-                  <w:r>
-                    <w:rPr>
-                      <w:rStyle w:val="VerbatimChar"/>
-                    </w:rPr>
-                    <w:t xml:space="preserve">/media</w:t>
-                  </w:r>
-                </w:p>
-              </w:tc>
-              <w:tc>
-                <w:tcPr/>
-                <w:p>
-                  <w:pPr>
-                    <w:pStyle w:val="Compact"/>
-                    <w:jc w:val="center"/>
-                  </w:pPr>
-                  <w:r>
-                    <w:t xml:space="preserve">Точки монтирования для сменных носителей</w:t>
-                  </w:r>
-                </w:p>
-              </w:tc>
-            </w:tr>
-            <w:tr>
-              <w:tc>
-                <w:tcPr/>
-                <w:p>
-                  <w:pPr>
-                    <w:pStyle w:val="Compact"/>
-                    <w:jc w:val="center"/>
-                  </w:pPr>
-                  <w:r>
-                    <w:rPr>
-                      <w:rStyle w:val="VerbatimChar"/>
-                    </w:rPr>
-                    <w:t xml:space="preserve">/root</w:t>
-                  </w:r>
-                </w:p>
-              </w:tc>
-              <w:tc>
-                <w:tcPr/>
-                <w:p>
-                  <w:pPr>
-                    <w:pStyle w:val="Compact"/>
-                    <w:jc w:val="center"/>
-                  </w:pPr>
-                  <w:r>
-                    <w:t xml:space="preserve">Домашняя директория пользователя</w:t>
-                  </w:r>
-                  <w:r>
-                    <w:t xml:space="preserve"> </w:t>
-                  </w:r>
-                  <w:r>
-                    <w:rPr>
-                      <w:rStyle w:val="VerbatimChar"/>
-                    </w:rPr>
-                    <w:t xml:space="preserve">root</w:t>
-                  </w:r>
-                </w:p>
-              </w:tc>
-            </w:tr>
-            <w:tr>
-              <w:tc>
-                <w:tcPr/>
-                <w:p>
-                  <w:pPr>
-                    <w:pStyle w:val="Compact"/>
-                    <w:jc w:val="center"/>
-                  </w:pPr>
-                  <w:r>
-                    <w:rPr>
-                      <w:rStyle w:val="VerbatimChar"/>
-                    </w:rPr>
-                    <w:t xml:space="preserve">/tmp</w:t>
-                  </w:r>
-                </w:p>
-              </w:tc>
-              <w:tc>
-                <w:tcPr/>
-                <w:p>
-                  <w:pPr>
-                    <w:pStyle w:val="Compact"/>
-                    <w:jc w:val="center"/>
-                  </w:pPr>
-                  <w:r>
-                    <w:t xml:space="preserve">Временные файлы</w:t>
-                  </w:r>
-                </w:p>
-              </w:tc>
-            </w:tr>
-            <w:tr>
-              <w:tc>
-                <w:tcPr/>
-                <w:p>
-                  <w:pPr>
-                    <w:pStyle w:val="Compact"/>
-                    <w:jc w:val="center"/>
-                  </w:pPr>
-                  <w:r>
-                    <w:rPr>
-                      <w:rStyle w:val="VerbatimChar"/>
-                    </w:rPr>
-                    <w:t xml:space="preserve">/usr</w:t>
-                  </w:r>
-                </w:p>
-              </w:tc>
-              <w:tc>
-                <w:tcPr/>
-                <w:p>
-                  <w:pPr>
-                    <w:pStyle w:val="Compact"/>
-                    <w:jc w:val="center"/>
-                  </w:pPr>
-                  <w:r>
-                    <w:t xml:space="preserve">Вторичная иерархия для данных пользователя</w:t>
-                  </w:r>
-                </w:p>
-              </w:tc>
-            </w:tr>
-          </w:tbl>
-          <w:bookmarkEnd w:id="22"/>
-          <w:p/>
-        </w:tc>
-      </w:tr>
-    </w:tbl>
-    <w:p>
-      <w:pPr>
-        <w:pStyle w:val="BodyText"/>
-      </w:pPr>
-      <w:r>
-        <w:t xml:space="preserve">Более подробно про Unix см. в</w:t>
-      </w:r>
-      <w:r>
-        <w:t xml:space="preserve"> </w:t>
-      </w:r>
-      <w:r>
-        <w:t xml:space="preserve">[1–4]</w:t>
-      </w:r>
-      <w:r>
-        <w:t xml:space="preserve">.</w:t>
-      </w:r>
-    </w:p>
-    <w:bookmarkEnd w:id="23"/>
-    <w:bookmarkStart w:id="28" w:name="выполнение-лабораторной-работы"/>
-    <w:p>
-      <w:pPr>
-        <w:pStyle w:val="Heading1"/>
-      </w:pPr>
-      <w:r>
-        <w:t xml:space="preserve">4. Выполнение лабораторной работы</w:t>
-      </w:r>
-    </w:p>
-    <w:p>
-      <w:pPr>
-        <w:pStyle w:val="FirstParagraph"/>
-      </w:pPr>
-      <w:r>
-        <w:t xml:space="preserve">Описываются проведённые действия, в качестве иллюстрации даётся ссылка на иллюстрацию (</w:t>
-      </w:r>
-      <w:hyperlink w:anchor="fig-001">
-        <w:r>
-          <w:rPr>
-            <w:rStyle w:val="Hyperlink"/>
-          </w:rPr>
-          <w:t xml:space="preserve">рис. 1</w:t>
-        </w:r>
-      </w:hyperlink>
-      <w:r>
-        <w:t xml:space="preserve">).</w:t>
-      </w:r>
-    </w:p>
-    <w:tbl>
-      <w:tblPr>
-        <w:tblStyle w:val="Table"/>
-        <w:tblW w:type="pct" w:w="5000"/>
-        <w:tblLayout w:type="fixed"/>
-        <w:tblLook w:firstRow="0" w:lastRow="0" w:firstColumn="0" w:lastColumn="0" w:noHBand="0" w:noVBand="0" w:val="0000"/>
-      </w:tblPr>
-      <w:tblGrid>
-        <w:gridCol w:w="7920"/>
-      </w:tblGrid>
-      <w:tr>
-        <w:tc>
-          <w:tcPr/>
-          <w:bookmarkStart w:id="27" w:name="fig-001"/>
+          <w:bookmarkStart w:id="26" w:name="fig-001"/>
           <w:p>
             <w:pPr>
               <w:pStyle w:val="Compact"/>
               <w:jc w:val="center"/>
             </w:pPr>
+            <w:bookmarkStart w:id="25" w:name="fig-001"/>
             <w:r>
               <w:drawing>
                 <wp:inline>
-                  <wp:extent cx="3733800" cy="1938906"/>
+                  <wp:extent cx="3733800" cy="3377805"/>
                   <wp:effectExtent b="0" l="0" r="0" t="0"/>
-                  <wp:docPr descr="" title="" id="25" name="Picture"/>
+                  <wp:docPr descr="" title="" id="23" name="Picture"/>
                   <a:graphic>
                     <a:graphicData uri="http://schemas.openxmlformats.org/drawingml/2006/picture">
                       <pic:pic>
                         <pic:nvPicPr>
-                          <pic:cNvPr descr="image/solvay.jpg" id="26" name="Picture"/>
+                          <pic:cNvPr descr="./image/83a0732c2407bb16da3d3febc924e84f.png" id="24" name="Picture"/>
                           <pic:cNvPicPr>
                             <a:picLocks noChangeArrowheads="1" noChangeAspect="1"/>
                           </pic:cNvPicPr>
                         </pic:nvPicPr>
                         <pic:blipFill>
-                          <a:blip r:embed="rId24"/>
+                          <a:blip r:embed="rId22"/>
                           <a:stretch>
                             <a:fillRect/>
                           </a:stretch>
@@ -553,7 +207,7 @@
                         <pic:spPr bwMode="auto">
                           <a:xfrm>
                             <a:off x="0" y="0"/>
-                            <a:ext cx="3733800" cy="1938906"/>
+                            <a:ext cx="3733800" cy="3377805"/>
                           </a:xfrm>
                           <a:prstGeom prst="rect">
                             <a:avLst/>
@@ -571,6 +225,7 @@
                 </wp:inline>
               </w:drawing>
             </w:r>
+            <w:bookmarkEnd w:id="25"/>
           </w:p>
           <w:p>
             <w:pPr>
@@ -582,21 +237,21 @@
               <w:pStyle w:val="ImageCaption"/>
             </w:pPr>
             <w:r>
-              <w:t xml:space="preserve">Рисунок 1: V Сольвеевский конгресс (1927) «Электроны и фотоны»</w:t>
+              <w:t xml:space="preserve">Рисунок 1</w:t>
             </w:r>
           </w:p>
-          <w:bookmarkEnd w:id="27"/>
+          <w:bookmarkEnd w:id="26"/>
         </w:tc>
       </w:tr>
     </w:tbl>
-    <w:bookmarkEnd w:id="28"/>
-    <w:bookmarkStart w:id="29" w:name="выводы"/>
-    <w:p>
-      <w:pPr>
-        <w:pStyle w:val="Heading1"/>
-      </w:pPr>
-      <w:r>
-        <w:t xml:space="preserve">5. Выводы</w:t>
+    <w:bookmarkEnd w:id="27"/>
+    <w:bookmarkStart w:id="33" w:name="задачи-системы-защиты-информации"/>
+    <w:p>
+      <w:pPr>
+        <w:pStyle w:val="Heading2"/>
+      </w:pPr>
+      <w:r>
+        <w:t xml:space="preserve">3.2 Задачи системы защиты информации</w:t>
       </w:r>
     </w:p>
     <w:p>
@@ -604,121 +259,433 @@
         <w:pStyle w:val="FirstParagraph"/>
       </w:pPr>
       <w:r>
-        <w:t xml:space="preserve">Здесь кратко описываются итоги проделанной работы.</w:t>
-      </w:r>
-    </w:p>
-    <w:bookmarkEnd w:id="29"/>
-    <w:bookmarkStart w:id="36" w:name="список-литературы"/>
-    <w:p>
-      <w:pPr>
-        <w:pStyle w:val="Heading1"/>
-      </w:pPr>
-      <w:r>
-        <w:t xml:space="preserve">Список литературы</w:t>
-      </w:r>
-    </w:p>
-    <w:bookmarkStart w:id="35" w:name="refs"/>
-    <w:bookmarkStart w:id="30" w:name="ref-tanenbaum_book_modern-os_ru"/>
-    <w:p>
-      <w:pPr>
-        <w:pStyle w:val="Bibliography"/>
-      </w:pPr>
-      <w:r>
-        <w:t xml:space="preserve">1.</w:t>
+        <w:t xml:space="preserve">Список задач:</w:t>
       </w:r>
       <w:r>
         <w:t xml:space="preserve"> </w:t>
       </w:r>
       <w:r>
-        <w:t xml:space="preserve">	</w:t>
-      </w:r>
-      <w:r>
-        <w:t xml:space="preserve">Таненбаум Э., Бос Х.</w:t>
-      </w:r>
-      <w:r>
-        <w:t xml:space="preserve"> </w:t>
-      </w:r>
-      <w:r>
-        <w:t xml:space="preserve">Современные операционные системы</w:t>
-      </w:r>
-      <w:r>
-        <w:t xml:space="preserve">. 4-е изд. СПб.: Питер, 2015. 1120 с.</w:t>
-      </w:r>
-    </w:p>
-    <w:bookmarkEnd w:id="30"/>
-    <w:bookmarkStart w:id="31" w:name="ref-robbins_book_bash_en"/>
-    <w:p>
-      <w:pPr>
-        <w:pStyle w:val="Bibliography"/>
-      </w:pPr>
-      <w:r>
-        <w:t xml:space="preserve">2.</w:t>
-      </w:r>
-      <w:r>
-        <w:t xml:space="preserve"> </w:t>
-      </w:r>
-      <w:r>
-        <w:t xml:space="preserve">	</w:t>
-      </w:r>
-      <w:r>
-        <w:t xml:space="preserve">Robbins A. Bash Pocket Reference. O’Reilly Media, 2016. 156 с.</w:t>
-      </w:r>
-    </w:p>
-    <w:bookmarkEnd w:id="31"/>
-    <w:bookmarkStart w:id="32" w:name="ref-zarrelli_book_mastering-bash_en"/>
-    <w:p>
-      <w:pPr>
-        <w:pStyle w:val="Bibliography"/>
-      </w:pPr>
-      <w:r>
-        <w:t xml:space="preserve">3.</w:t>
-      </w:r>
-      <w:r>
-        <w:t xml:space="preserve"> </w:t>
-      </w:r>
-      <w:r>
-        <w:t xml:space="preserve">	</w:t>
-      </w:r>
-      <w:r>
-        <w:t xml:space="preserve">Zarrelli G. Mastering Bash. Packt Publishing, 2017. 502 с.</w:t>
-      </w:r>
-    </w:p>
-    <w:bookmarkEnd w:id="32"/>
-    <w:bookmarkStart w:id="34" w:name="ref-newham_book_learning-bash_en"/>
-    <w:p>
-      <w:pPr>
-        <w:pStyle w:val="Bibliography"/>
-      </w:pPr>
-      <w:r>
-        <w:t xml:space="preserve">4.</w:t>
-      </w:r>
-      <w:r>
-        <w:t xml:space="preserve"> </w:t>
-      </w:r>
-      <w:r>
-        <w:t xml:space="preserve">	</w:t>
-      </w:r>
-      <w:r>
-        <w:t xml:space="preserve">Newham C.</w:t>
-      </w:r>
-      <w:r>
-        <w:t xml:space="preserve"> </w:t>
-      </w:r>
-      <w:hyperlink r:id="rId33">
+        <w:t xml:space="preserve">Исходя из целей, формируются конкретные задачи. Главная задача — предотвратить инцидент. Но так как 100% защиты не существует, критически важны задачи обнаружения атаки в реальном времени и минимизации ущерба. Также нельзя забывать про «человеческий фактор» — одна из ключевых задач это обучение сотрудников, так как часто утечки происходят из-за ошибок персонала (</w:t>
+      </w:r>
+      <w:hyperlink w:anchor="fig-002">
         <w:r>
           <w:rPr>
             <w:rStyle w:val="Hyperlink"/>
           </w:rPr>
-          <w:t xml:space="preserve">Learning the bash Shell: Unix Shell Programming</w:t>
+          <w:t xml:space="preserve">рис. 2</w:t>
         </w:r>
       </w:hyperlink>
       <w:r>
-        <w:t xml:space="preserve">. O’Reilly Media, 2005. 354 с.</w:t>
-      </w:r>
-    </w:p>
-    <w:bookmarkEnd w:id="34"/>
-    <w:bookmarkEnd w:id="35"/>
-    <w:bookmarkEnd w:id="36"/>
+        <w:t xml:space="preserve">).</w:t>
+      </w:r>
+    </w:p>
+    <w:tbl>
+      <w:tblPr>
+        <w:tblStyle w:val="Table"/>
+        <w:tblW w:type="pct" w:w="5000"/>
+        <w:tblLayout w:type="fixed"/>
+        <w:tblLook w:firstRow="0" w:lastRow="0" w:firstColumn="0" w:lastColumn="0" w:noHBand="0" w:noVBand="0" w:val="0000"/>
+      </w:tblPr>
+      <w:tblGrid>
+        <w:gridCol w:w="7920"/>
+      </w:tblGrid>
+      <w:tr>
+        <w:tc>
+          <w:tcPr/>
+          <w:bookmarkStart w:id="32" w:name="fig-002"/>
+          <w:p>
+            <w:pPr>
+              <w:pStyle w:val="Compact"/>
+              <w:jc w:val="center"/>
+            </w:pPr>
+            <w:bookmarkStart w:id="31" w:name="fig-002"/>
+            <w:r>
+              <w:drawing>
+                <wp:inline>
+                  <wp:extent cx="3733800" cy="3733800"/>
+                  <wp:effectExtent b="0" l="0" r="0" t="0"/>
+                  <wp:docPr descr="" title="" id="29" name="Picture"/>
+                  <a:graphic>
+                    <a:graphicData uri="http://schemas.openxmlformats.org/drawingml/2006/picture">
+                      <pic:pic>
+                        <pic:nvPicPr>
+                          <pic:cNvPr descr="./image/1.png" id="30" name="Picture"/>
+                          <pic:cNvPicPr>
+                            <a:picLocks noChangeArrowheads="1" noChangeAspect="1"/>
+                          </pic:cNvPicPr>
+                        </pic:nvPicPr>
+                        <pic:blipFill>
+                          <a:blip r:embed="rId28"/>
+                          <a:stretch>
+                            <a:fillRect/>
+                          </a:stretch>
+                        </pic:blipFill>
+                        <pic:spPr bwMode="auto">
+                          <a:xfrm>
+                            <a:off x="0" y="0"/>
+                            <a:ext cx="3733800" cy="3733800"/>
+                          </a:xfrm>
+                          <a:prstGeom prst="rect">
+                            <a:avLst/>
+                          </a:prstGeom>
+                          <a:noFill/>
+                          <a:ln w="9525">
+                            <a:noFill/>
+                            <a:headEnd/>
+                            <a:tailEnd/>
+                          </a:ln>
+                        </pic:spPr>
+                      </pic:pic>
+                    </a:graphicData>
+                  </a:graphic>
+                </wp:inline>
+              </w:drawing>
+            </w:r>
+            <w:bookmarkEnd w:id="31"/>
+          </w:p>
+          <w:p>
+            <w:pPr>
+              <w:jc w:val="center"/>
+            </w:pPr>
+            <w:pPr>
+              <w:jc w:val="left"/>
+              <w:spacing w:before="200"/>
+              <w:pStyle w:val="ImageCaption"/>
+            </w:pPr>
+            <w:r>
+              <w:t xml:space="preserve">Рисунок 2</w:t>
+            </w:r>
+          </w:p>
+          <w:bookmarkEnd w:id="32"/>
+        </w:tc>
+      </w:tr>
+    </w:tbl>
+    <w:bookmarkEnd w:id="33"/>
+    <w:bookmarkStart w:id="39" w:name="конфиденциальная-информация"/>
+    <w:p>
+      <w:pPr>
+        <w:pStyle w:val="Heading2"/>
+      </w:pPr>
+      <w:r>
+        <w:t xml:space="preserve">3.3 Конфиденциальная информация:</w:t>
+      </w:r>
+    </w:p>
+    <w:p>
+      <w:pPr>
+        <w:pStyle w:val="FirstParagraph"/>
+      </w:pPr>
+      <w:r>
+        <w:t xml:space="preserve">Перейдем к организации защиты. Сначала нужно понять, что мы защищаем. В России к конфиденциальной информации относятся несколько ключевых категорий. Это коммерческая тайна, которая дает преимущество бизнесу. Это персональные данные, защита которых строго регламентирована 152-м Федеральным законом. А также служебная и профессиональная тайны. Для каждого вида существуют свои требования к уровню защиты (</w:t>
+      </w:r>
+      <w:hyperlink w:anchor="fig-003">
+        <w:r>
+          <w:rPr>
+            <w:rStyle w:val="Hyperlink"/>
+          </w:rPr>
+          <w:t xml:space="preserve">рис. 3</w:t>
+        </w:r>
+      </w:hyperlink>
+      <w:r>
+        <w:t xml:space="preserve">).</w:t>
+      </w:r>
+    </w:p>
+    <w:tbl>
+      <w:tblPr>
+        <w:tblStyle w:val="Table"/>
+        <w:tblW w:type="pct" w:w="5000"/>
+        <w:tblLayout w:type="fixed"/>
+        <w:tblLook w:firstRow="0" w:lastRow="0" w:firstColumn="0" w:lastColumn="0" w:noHBand="0" w:noVBand="0" w:val="0000"/>
+      </w:tblPr>
+      <w:tblGrid>
+        <w:gridCol w:w="7920"/>
+      </w:tblGrid>
+      <w:tr>
+        <w:tc>
+          <w:tcPr/>
+          <w:bookmarkStart w:id="38" w:name="fig-003"/>
+          <w:p>
+            <w:pPr>
+              <w:pStyle w:val="Compact"/>
+              <w:jc w:val="center"/>
+            </w:pPr>
+            <w:bookmarkStart w:id="37" w:name="fig-003"/>
+            <w:r>
+              <w:drawing>
+                <wp:inline>
+                  <wp:extent cx="3733800" cy="2096262"/>
+                  <wp:effectExtent b="0" l="0" r="0" t="0"/>
+                  <wp:docPr descr="" title="" id="35" name="Picture"/>
+                  <a:graphic>
+                    <a:graphicData uri="http://schemas.openxmlformats.org/drawingml/2006/picture">
+                      <pic:pic>
+                        <pic:nvPicPr>
+                          <pic:cNvPr descr="./image/wzym6p2fkflph756rhk2eukakt6jc3sachvcdoaizecfr3dnitcq_3_0.png" id="36" name="Picture"/>
+                          <pic:cNvPicPr>
+                            <a:picLocks noChangeArrowheads="1" noChangeAspect="1"/>
+                          </pic:cNvPicPr>
+                        </pic:nvPicPr>
+                        <pic:blipFill>
+                          <a:blip r:embed="rId34"/>
+                          <a:stretch>
+                            <a:fillRect/>
+                          </a:stretch>
+                        </pic:blipFill>
+                        <pic:spPr bwMode="auto">
+                          <a:xfrm>
+                            <a:off x="0" y="0"/>
+                            <a:ext cx="3733800" cy="2096262"/>
+                          </a:xfrm>
+                          <a:prstGeom prst="rect">
+                            <a:avLst/>
+                          </a:prstGeom>
+                          <a:noFill/>
+                          <a:ln w="9525">
+                            <a:noFill/>
+                            <a:headEnd/>
+                            <a:tailEnd/>
+                          </a:ln>
+                        </pic:spPr>
+                      </pic:pic>
+                    </a:graphicData>
+                  </a:graphic>
+                </wp:inline>
+              </w:drawing>
+            </w:r>
+            <w:bookmarkEnd w:id="37"/>
+          </w:p>
+          <w:p>
+            <w:pPr>
+              <w:jc w:val="center"/>
+            </w:pPr>
+            <w:pPr>
+              <w:jc w:val="left"/>
+              <w:spacing w:before="200"/>
+              <w:pStyle w:val="ImageCaption"/>
+            </w:pPr>
+            <w:r>
+              <w:t xml:space="preserve">Рисунок 3</w:t>
+            </w:r>
+          </w:p>
+          <w:bookmarkEnd w:id="38"/>
+        </w:tc>
+      </w:tr>
+    </w:tbl>
+    <w:bookmarkEnd w:id="39"/>
+    <w:bookmarkEnd w:id="40"/>
+    <w:bookmarkStart w:id="49" w:name="X42fd7e9e59782cd2d055beacabc8f195be8279e"/>
+    <w:p>
+      <w:pPr>
+        <w:pStyle w:val="Heading1"/>
+      </w:pPr>
+      <w:r>
+        <w:t xml:space="preserve">4. Система защиты конфиденциальной информации (СЗКИ)</w:t>
+      </w:r>
+    </w:p>
+    <w:bookmarkStart w:id="46" w:name="принципы-построения"/>
+    <w:p>
+      <w:pPr>
+        <w:pStyle w:val="Heading2"/>
+      </w:pPr>
+      <w:r>
+        <w:t xml:space="preserve">4.1 Принципы построения:</w:t>
+      </w:r>
+    </w:p>
+    <w:p>
+      <w:pPr>
+        <w:pStyle w:val="FirstParagraph"/>
+      </w:pPr>
+      <w:r>
+        <w:t xml:space="preserve">Организация защиты не может быть хаотичной. Необходим системный подход. Мы строим Систему защиты конфиденциальной информации. Ключевой принцип здесь — «разумная достаточность». Нет смысла ставить защиту уровня Пентагона в маленьком магазине, но и экономить на безопасности банка нельзя. Процесс цикличен: мы оцениваем риски, внедряем меры, проверяем их работу и снова анализируем риски (</w:t>
+      </w:r>
+      <w:hyperlink w:anchor="fig-004">
+        <w:r>
+          <w:rPr>
+            <w:rStyle w:val="Hyperlink"/>
+          </w:rPr>
+          <w:t xml:space="preserve">рис. 4</w:t>
+        </w:r>
+      </w:hyperlink>
+      <w:r>
+        <w:t xml:space="preserve">).</w:t>
+      </w:r>
+    </w:p>
+    <w:tbl>
+      <w:tblPr>
+        <w:tblStyle w:val="Table"/>
+        <w:tblW w:type="pct" w:w="5000"/>
+        <w:tblLayout w:type="fixed"/>
+        <w:tblLook w:firstRow="0" w:lastRow="0" w:firstColumn="0" w:lastColumn="0" w:noHBand="0" w:noVBand="0" w:val="0000"/>
+      </w:tblPr>
+      <w:tblGrid>
+        <w:gridCol w:w="7920"/>
+      </w:tblGrid>
+      <w:tr>
+        <w:tc>
+          <w:tcPr/>
+          <w:bookmarkStart w:id="45" w:name="fig-004"/>
+          <w:p>
+            <w:pPr>
+              <w:pStyle w:val="Compact"/>
+              <w:jc w:val="center"/>
+            </w:pPr>
+            <w:bookmarkStart w:id="44" w:name="fig-004"/>
+            <w:r>
+              <w:drawing>
+                <wp:inline>
+                  <wp:extent cx="3733800" cy="2858373"/>
+                  <wp:effectExtent b="0" l="0" r="0" t="0"/>
+                  <wp:docPr descr="" title="" id="42" name="Picture"/>
+                  <a:graphic>
+                    <a:graphicData uri="http://schemas.openxmlformats.org/drawingml/2006/picture">
+                      <pic:pic>
+                        <pic:nvPicPr>
+                          <pic:cNvPr descr="./image/The-PDCA-Cycle-01-2.png" id="43" name="Picture"/>
+                          <pic:cNvPicPr>
+                            <a:picLocks noChangeArrowheads="1" noChangeAspect="1"/>
+                          </pic:cNvPicPr>
+                        </pic:nvPicPr>
+                        <pic:blipFill>
+                          <a:blip r:embed="rId41"/>
+                          <a:stretch>
+                            <a:fillRect/>
+                          </a:stretch>
+                        </pic:blipFill>
+                        <pic:spPr bwMode="auto">
+                          <a:xfrm>
+                            <a:off x="0" y="0"/>
+                            <a:ext cx="3733800" cy="2858373"/>
+                          </a:xfrm>
+                          <a:prstGeom prst="rect">
+                            <a:avLst/>
+                          </a:prstGeom>
+                          <a:noFill/>
+                          <a:ln w="9525">
+                            <a:noFill/>
+                            <a:headEnd/>
+                            <a:tailEnd/>
+                          </a:ln>
+                        </pic:spPr>
+                      </pic:pic>
+                    </a:graphicData>
+                  </a:graphic>
+                </wp:inline>
+              </w:drawing>
+            </w:r>
+            <w:bookmarkEnd w:id="44"/>
+          </w:p>
+          <w:p>
+            <w:pPr>
+              <w:jc w:val="center"/>
+            </w:pPr>
+            <w:pPr>
+              <w:jc w:val="left"/>
+              <w:spacing w:before="200"/>
+              <w:pStyle w:val="ImageCaption"/>
+            </w:pPr>
+            <w:r>
+              <w:t xml:space="preserve">Рисунок 4</w:t>
+            </w:r>
+          </w:p>
+          <w:bookmarkEnd w:id="45"/>
+        </w:tc>
+      </w:tr>
+    </w:tbl>
+    <w:bookmarkEnd w:id="46"/>
+    <w:bookmarkStart w:id="47" w:name="организационные-меры-защиты"/>
+    <w:p>
+      <w:pPr>
+        <w:pStyle w:val="Heading2"/>
+      </w:pPr>
+      <w:r>
+        <w:t xml:space="preserve">4.2 Организационные меры защиты</w:t>
+      </w:r>
+    </w:p>
+    <w:p>
+      <w:pPr>
+        <w:pStyle w:val="FirstParagraph"/>
+      </w:pPr>
+      <w:r>
+        <w:t xml:space="preserve">Меры защиты делятся на организационные и технические. Организационные часто недооценивают, но они первичны. Это документы: положения, инструкции, которые регламентируют, как работать с данными. Это физический контроль доступа в помещения. Это юридическое оформление отношений с сотрудниками (NDA). Без налаженной организационной базы даже самые дорогие технические средства будут бесполезны.</w:t>
+      </w:r>
+    </w:p>
+    <w:bookmarkEnd w:id="47"/>
+    <w:bookmarkStart w:id="48" w:name="технические-средства-защиты"/>
+    <w:p>
+      <w:pPr>
+        <w:pStyle w:val="Heading2"/>
+      </w:pPr>
+      <w:r>
+        <w:t xml:space="preserve">4.3 Технические средства защиты</w:t>
+      </w:r>
+    </w:p>
+    <w:p>
+      <w:pPr>
+        <w:pStyle w:val="FirstParagraph"/>
+      </w:pPr>
+      <w:r>
+        <w:t xml:space="preserve">Техническая реализация включает в себя широкий спектр инструментов. Для подтверждения личности используем сложные пароли или биометрию. Для защиты от несанкционированного доступа — специальные программы (СЗИ от НСД). Криптография защищает данные при передаче. Особое место занимают DLP-системы, которые контролируют, чтобы конфиденциальные файлы не были отправлены на личную почту или скопированы на флешку.</w:t>
+      </w:r>
+    </w:p>
+    <w:bookmarkEnd w:id="48"/>
+    <w:bookmarkEnd w:id="49"/>
+    <w:bookmarkStart w:id="51" w:name="правовое-регулирование-в-рф"/>
+    <w:p>
+      <w:pPr>
+        <w:pStyle w:val="Heading1"/>
+      </w:pPr>
+      <w:r>
+        <w:t xml:space="preserve">5. Правовое регулирование в РФ</w:t>
+      </w:r>
+    </w:p>
+    <w:bookmarkStart w:id="50" w:name="нормативно-правовая-база-рф"/>
+    <w:p>
+      <w:pPr>
+        <w:pStyle w:val="Heading2"/>
+      </w:pPr>
+      <w:r>
+        <w:t xml:space="preserve">5.1 Нормативно-правовая база (РФ)</w:t>
+      </w:r>
+    </w:p>
+    <w:p>
+      <w:pPr>
+        <w:pStyle w:val="FirstParagraph"/>
+      </w:pPr>
+      <w:r>
+        <w:t xml:space="preserve">В России организация защиты строго регламентирована законом. Основные документы, которые нужно знать: 149-ФЗ (базовый), 152-ФЗ (персональные данные), 98-ФЗ (коммерческая тайна). Также для госорганизаций и критической инфраструктуры действуют требования ФСТЭК и ФСБ. Несоблюдение этих норм влечет за собой административную и даже уголовную ответственность.</w:t>
+      </w:r>
+    </w:p>
+    <w:bookmarkEnd w:id="50"/>
+    <w:bookmarkEnd w:id="51"/>
+    <w:bookmarkStart w:id="52" w:name="выводы"/>
+    <w:p>
+      <w:pPr>
+        <w:pStyle w:val="Heading1"/>
+      </w:pPr>
+      <w:r>
+        <w:t xml:space="preserve">6. Выводы</w:t>
+      </w:r>
+    </w:p>
+    <w:p>
+      <w:pPr>
+        <w:pStyle w:val="FirstParagraph"/>
+      </w:pPr>
+      <w:r>
+        <w:t xml:space="preserve">Подводя итоги, хочу подчеркнуть: защита конфиденциальной информации — это не состояние, а процесс. Он требует постоянного внимания, обновления средств и обучения людей. Только комплексный подход, сочетающий закон, организационный режим и технические средства, позволяет достичь главных целей ИБ. Помните, что стоимость предотвращения инцидента всегда ниже стоимости его ликвидации.</w:t>
+      </w:r>
+    </w:p>
+    <w:bookmarkEnd w:id="52"/>
+    <w:bookmarkStart w:id="54" w:name="список-литературы"/>
+    <w:p>
+      <w:pPr>
+        <w:pStyle w:val="Heading1"/>
+      </w:pPr>
+      <w:r>
+        <w:t xml:space="preserve">Список литературы</w:t>
+      </w:r>
+    </w:p>
+    <w:bookmarkStart w:id="53" w:name="refs"/>
+    <w:bookmarkEnd w:id="53"/>
+    <w:bookmarkEnd w:id="54"/>
     <w:sectPr>
       <w:footnotePr>
         <w:numRestart w:val="eachSect"/>
@@ -829,8 +796,114 @@
       </w:pPr>
     </w:lvl>
   </w:abstractNum>
+  <w:abstractNum w:abstractNumId="991">
+    <w:nsid w:val="0000A991"/>
+    <w:multiLevelType w:val="multilevel"/>
+    <w:lvl w:ilvl="0">
+      <w:numFmt w:val="bullet"/>
+      <w:lvlText w:val=""/>
+      <w:lvlJc w:val="left"/>
+      <w:pPr>
+        <w:ind w:left="720" w:hanging="360"/>
+      </w:pPr>
+      <w:rPr>
+        <w:rFonts w:ascii="Symbol" w:hAnsi="Symbol" w:cs="Symbol" w:hint="default"/>
+      </w:rPr>
+    </w:lvl>
+    <w:lvl w:ilvl="1">
+      <w:numFmt w:val="bullet"/>
+      <w:lvlText w:val="o"/>
+      <w:lvlJc w:val="left"/>
+      <w:pPr>
+        <w:ind w:left="1440" w:hanging="360"/>
+      </w:pPr>
+      <w:rPr>
+        <w:rFonts w:ascii="Courier New" w:hAnsi="Courier New" w:cs="Courier New" w:hint="default"/>
+      </w:rPr>
+    </w:lvl>
+    <w:lvl w:ilvl="2">
+      <w:numFmt w:val="bullet"/>
+      <w:lvlText w:val=""/>
+      <w:lvlJc w:val="left"/>
+      <w:pPr>
+        <w:ind w:left="2160" w:hanging="360"/>
+      </w:pPr>
+      <w:rPr>
+        <w:rFonts w:ascii="Wingdings" w:hAnsi="Wingdings" w:cs="Wingdings" w:hint="default"/>
+      </w:rPr>
+    </w:lvl>
+    <w:lvl w:ilvl="3">
+      <w:numFmt w:val="bullet"/>
+      <w:lvlText w:val=""/>
+      <w:lvlJc w:val="left"/>
+      <w:pPr>
+        <w:ind w:left="2880" w:hanging="360"/>
+      </w:pPr>
+      <w:rPr>
+        <w:rFonts w:ascii="Symbol" w:hAnsi="Symbol" w:cs="Symbol" w:hint="default"/>
+      </w:rPr>
+    </w:lvl>
+    <w:lvl w:ilvl="4">
+      <w:numFmt w:val="bullet"/>
+      <w:lvlText w:val="o"/>
+      <w:lvlJc w:val="left"/>
+      <w:pPr>
+        <w:ind w:left="3600" w:hanging="360"/>
+      </w:pPr>
+      <w:rPr>
+        <w:rFonts w:ascii="Courier New" w:hAnsi="Courier New" w:cs="Courier New" w:hint="default"/>
+      </w:rPr>
+    </w:lvl>
+    <w:lvl w:ilvl="5">
+      <w:numFmt w:val="bullet"/>
+      <w:lvlText w:val=""/>
+      <w:lvlJc w:val="left"/>
+      <w:pPr>
+        <w:ind w:left="4320" w:hanging="360"/>
+      </w:pPr>
+      <w:rPr>
+        <w:rFonts w:ascii="Wingdings" w:hAnsi="Wingdings" w:cs="Wingdings" w:hint="default"/>
+      </w:rPr>
+    </w:lvl>
+    <w:lvl w:ilvl="6">
+      <w:numFmt w:val="bullet"/>
+      <w:lvlText w:val=""/>
+      <w:lvlJc w:val="left"/>
+      <w:pPr>
+        <w:ind w:left="5040" w:hanging="360"/>
+      </w:pPr>
+      <w:rPr>
+        <w:rFonts w:ascii="Symbol" w:hAnsi="Symbol" w:cs="Symbol" w:hint="default"/>
+      </w:rPr>
+    </w:lvl>
+    <w:lvl w:ilvl="7">
+      <w:numFmt w:val="bullet"/>
+      <w:lvlText w:val="o"/>
+      <w:lvlJc w:val="left"/>
+      <w:pPr>
+        <w:ind w:left="5760" w:hanging="360"/>
+      </w:pPr>
+      <w:rPr>
+        <w:rFonts w:ascii="Courier New" w:hAnsi="Courier New" w:cs="Courier New" w:hint="default"/>
+      </w:rPr>
+    </w:lvl>
+    <w:lvl w:ilvl="8">
+      <w:numFmt w:val="bullet"/>
+      <w:lvlText w:val=""/>
+      <w:lvlJc w:val="left"/>
+      <w:pPr>
+        <w:ind w:left="6480" w:hanging="360"/>
+      </w:pPr>
+      <w:rPr>
+        <w:rFonts w:ascii="Wingdings" w:hAnsi="Wingdings" w:cs="Wingdings" w:hint="default"/>
+      </w:rPr>
+    </w:lvl>
+  </w:abstractNum>
   <w:num w:numId="1000">
     <w:abstractNumId w:val="990"/>
+  </w:num>
+  <w:num w:numId="1001">
+    <w:abstractNumId w:val="991"/>
   </w:num>
 </w:numbering>
 </file>
